--- a/CAT Project Outline.docx
+++ b/CAT Project Outline.docx
@@ -154,7 +154,7 @@
           <w:noProof/>
         </w:rPr>
         <w:drawing>
-          <wp:inline distT="0" distB="0" distL="0" distR="0" wp14:anchorId="4CC8A021" wp14:editId="6218439E">
+          <wp:inline distT="0" distB="0" distL="0" distR="0" wp14:anchorId="4CC8A021" wp14:editId="3E8D4A06">
             <wp:extent cx="2724150" cy="2636838"/>
             <wp:effectExtent l="0" t="0" r="0" b="0"/>
             <wp:docPr id="1933093486" name="drawing">
@@ -206,8 +206,8 @@
           <w:noProof/>
         </w:rPr>
         <w:drawing>
-          <wp:inline distT="0" distB="0" distL="0" distR="0" wp14:anchorId="78901DD8" wp14:editId="23B42E4D">
-            <wp:extent cx="3284773" cy="2426732"/>
+          <wp:inline distT="0" distB="0" distL="0" distR="0" wp14:anchorId="78901DD8" wp14:editId="01364D08">
+            <wp:extent cx="2590101" cy="2340746"/>
             <wp:effectExtent l="0" t="0" r="0" b="0"/>
             <wp:docPr id="427001530" name="drawing">
               <a:extLst xmlns:a="http://schemas.openxmlformats.org/drawingml/2006/main">
@@ -241,7 +241,7 @@
                   <pic:spPr>
                     <a:xfrm>
                       <a:off x="0" y="0"/>
-                      <a:ext cx="3284773" cy="2426732"/>
+                      <a:ext cx="2590101" cy="2340746"/>
                     </a:xfrm>
                     <a:prstGeom prst="rect">
                       <a:avLst/>
@@ -255,36 +255,62 @@
       </w:r>
     </w:p>
     <w:p>
+      <w:r>
+        <w:t xml:space="preserve">We see that when results were averaged between all weeks, crab respiratory response to ~75 decibels of acute anthropogenic sound were not statistically significant but followed a clear visual trend. Surprisingly, the visual trend we have observed is that we see that the crabs within the control group are respiring more than those in our treatment group. Additionally, oxygen consumption over time is non-linear. We see increased oxygen demand in the </w:t>
+      </w:r>
+      <w:r>
+        <w:rPr>
+          <w:b/>
+          <w:bCs/>
+        </w:rPr>
+        <w:t>second 30 minutes of our assay in both our treatment and control crabs.</w:t>
+      </w:r>
+    </w:p>
+    <w:p>
       <w:pPr>
         <w:rPr>
           <w:b/>
           <w:bCs/>
         </w:rPr>
       </w:pPr>
-      <w:r>
+    </w:p>
+    <w:p>
+      <w:pPr>
+        <w:rPr>
+          <w:b/>
+          <w:bCs/>
+        </w:rPr>
+      </w:pPr>
+    </w:p>
+    <w:p>
+      <w:pPr>
+        <w:rPr>
+          <w:b/>
+          <w:bCs/>
+        </w:rPr>
+      </w:pPr>
+    </w:p>
+    <w:p>
+      <w:pPr>
+        <w:rPr>
+          <w:b/>
+          <w:bCs/>
+        </w:rPr>
+      </w:pPr>
+    </w:p>
+    <w:p>
+      <w:pPr>
+        <w:rPr>
+          <w:b/>
+          <w:bCs/>
+        </w:rPr>
+      </w:pPr>
+      <w:r>
+        <w:rPr>
+          <w:b/>
+          <w:bCs/>
+        </w:rPr>
         <w:lastRenderedPageBreak/>
-        <w:t xml:space="preserve">We see that when results were averaged between all weeks, crab respiratory response to ~75 decibels of acute anthropogenic sound were not statistically significant but followed a clear visual trend. Surprisingly, the visual trend we have observed is that we see that the crabs within the control group are respiring more than those in our treatment group. Additionally, oxygen consumption over time is non-linear. We see increased oxygen demand in the </w:t>
-      </w:r>
-      <w:r>
-        <w:rPr>
-          <w:b/>
-          <w:bCs/>
-        </w:rPr>
-        <w:t>second 30 minutes of our assay in both our treatment and control crabs.</w:t>
-      </w:r>
-    </w:p>
-    <w:p>
-      <w:pPr>
-        <w:rPr>
-          <w:b/>
-          <w:bCs/>
-        </w:rPr>
-      </w:pPr>
-      <w:r>
-        <w:rPr>
-          <w:b/>
-          <w:bCs/>
-        </w:rPr>
         <w:t>Righting Time Images</w:t>
       </w:r>
     </w:p>
@@ -540,27 +566,20 @@
     <w:p/>
     <w:p/>
     <w:p/>
-    <w:p>
-      <w:r>
+    <w:p/>
+    <w:p>
+      <w:r>
+        <w:lastRenderedPageBreak/>
         <w:t>Glucose Assay Images</w:t>
       </w:r>
     </w:p>
     <w:p>
       <w:r>
-        <w:rPr>
-          <w:noProof/>
-        </w:rPr>
         <w:drawing>
-          <wp:inline distT="0" distB="0" distL="0" distR="0" wp14:anchorId="53A357AC" wp14:editId="3C673E8C">
-            <wp:extent cx="5696243" cy="4610337"/>
+          <wp:inline distT="0" distB="0" distL="0" distR="0" wp14:anchorId="788D7A40" wp14:editId="78FEB689">
+            <wp:extent cx="5943600" cy="4751070"/>
             <wp:effectExtent l="0" t="0" r="0" b="0"/>
-            <wp:docPr id="1144501229" name="Picture 1">
-              <a:extLst xmlns:a="http://schemas.openxmlformats.org/drawingml/2006/main">
-                <a:ext uri="{FF2B5EF4-FFF2-40B4-BE49-F238E27FC236}">
-                  <a16:creationId xmlns:a16="http://schemas.microsoft.com/office/drawing/2014/main" id="{84BDF924-9DDE-46B7-9411-59FB9794B0FD}"/>
-                </a:ext>
-              </a:extLst>
-            </wp:docPr>
+            <wp:docPr id="1995166914" name="Picture 1"/>
             <wp:cNvGraphicFramePr>
               <a:graphicFrameLocks xmlns:a="http://schemas.openxmlformats.org/drawingml/2006/main" noChangeAspect="1"/>
             </wp:cNvGraphicFramePr>
@@ -568,7 +587,7 @@
               <a:graphicData uri="http://schemas.openxmlformats.org/drawingml/2006/picture">
                 <pic:pic xmlns:pic="http://schemas.openxmlformats.org/drawingml/2006/picture">
                   <pic:nvPicPr>
-                    <pic:cNvPr id="1144501229" name=""/>
+                    <pic:cNvPr id="1995166914" name=""/>
                     <pic:cNvPicPr/>
                   </pic:nvPicPr>
                   <pic:blipFill>
@@ -580,7 +599,7 @@
                   <pic:spPr>
                     <a:xfrm>
                       <a:off x="0" y="0"/>
-                      <a:ext cx="5696243" cy="4610337"/>
+                      <a:ext cx="5943600" cy="4751070"/>
                     </a:xfrm>
                     <a:prstGeom prst="rect">
                       <a:avLst/>
